--- a/IDEA_User_Stories.docx
+++ b/IDEA_User_Stories.docx
@@ -9035,7 +9035,7 @@
                 <w:sz w:val="22"/>
                 <w:szCs w:val="22"/>
               </w:rPr>
-              <w:t xml:space="preserve">the project is properly set up with team, milestones, and timeline before work begins</w:t>
+              <w:t xml:space="preserve">the project is properly set up with team, phases, epics, and timeline before work begins</w:t>
             </w:r>
           </w:p>
         </w:tc>
@@ -9363,7 +9363,7 @@
                 <w:sz w:val="20"/>
                 <w:szCs w:val="20"/>
               </w:rPr>
-              <w:t xml:space="preserve">PM sets up project structure: milestones and tasks per milestone with deadlines</w:t>
+              <w:t xml:space="preserve">PM sets up project structure: Phase &gt; Epic &gt; Task &gt; Subtask hierarchy (4-level); Phase punya target_date + progress, Task slug Jira-style auto + story_points + markdown comments</w:t>
             </w:r>
           </w:p>
         </w:tc>
@@ -9762,7 +9762,7 @@
                 <w:sz w:val="22"/>
                 <w:szCs w:val="22"/>
               </w:rPr>
-              <w:t xml:space="preserve">manage project tasks using Kanban board and Gantt chart</w:t>
+              <w:t xml:space="preserve">manage project tasks using informative Kanban board (slug, story_points, comment count, subtask progress, assignee avatar, due date warning) and hierarchy view (Phase &gt; Epic &gt; Task)</w:t>
             </w:r>
             <w:r>
               <w:rPr>
@@ -9991,7 +9991,7 @@
                 <w:sz w:val="20"/>
                 <w:szCs w:val="20"/>
               </w:rPr>
-              <w:t xml:space="preserve">Each task has: title, description, assignee, deadline, priority, and linked milestone</w:t>
+              <w:t xml:space="preserve">Each task has: slug (auto WEB-123), title, description, assignee, deadline, priority, story_points (free integer), linked epic, and markdown comment thread</w:t>
             </w:r>
           </w:p>
         </w:tc>
@@ -10050,7 +10050,7 @@
                 <w:sz w:val="20"/>
                 <w:szCs w:val="20"/>
               </w:rPr>
-              <w:t xml:space="preserve">I can view Gantt chart showing all milestones and tasks with timeline visualization</w:t>
+              <w:t xml:space="preserve">I can view Gantt chart showing all phases, epics, and tasks with timeline visualization</w:t>
             </w:r>
           </w:p>
         </w:tc>
@@ -10227,7 +10227,7 @@
                 <w:sz w:val="20"/>
                 <w:szCs w:val="20"/>
               </w:rPr>
-              <w:t xml:space="preserve">I can mark overdue tasks and flag milestones at risk</w:t>
+              <w:t xml:space="preserve">I can mark overdue tasks and flag phases at risk</w:t>
             </w:r>
           </w:p>
         </w:tc>
@@ -10286,7 +10286,7 @@
                 <w:sz w:val="20"/>
                 <w:szCs w:val="20"/>
               </w:rPr>
-              <w:t xml:space="preserve">Progress percentage is automatically calculated based on completed tasks per milestone</w:t>
+              <w:t xml:space="preserve">Progress percentage is automatically calculated based on completed tasks per phase (via epic rollup)</w:t>
             </w:r>
           </w:p>
         </w:tc>
@@ -21101,7 +21101,7 @@
                 <w:sz w:val="20"/>
                 <w:szCs w:val="20"/>
               </w:rPr>
-              <w:t xml:space="preserve">When a project milestone/termin is reached, I receive notification to issue invoice</w:t>
+              <w:t xml:space="preserve">When a project Phase is completed (status=COMPLETED or progress=100), Finance domain auto-trigger invoice notif via app.finance.service.trigger_invoices_on_phase_complete</w:t>
             </w:r>
           </w:p>
         </w:tc>
@@ -21160,7 +21160,7 @@
                 <w:sz w:val="20"/>
                 <w:szCs w:val="20"/>
               </w:rPr>
-              <w:t xml:space="preserve">I upload the invoice (prepared externally in Word/Excel) to the system linked to the relevant project/placement</w:t>
+              <w:t xml:space="preserve">I create invoice in Finance domain (/api/v1/finance/invoices) — bisa standalone atau di-link ke project; trigger_phase_id optional untuk auto-notify saat phase complete</w:t>
             </w:r>
           </w:p>
         </w:tc>
@@ -21219,7 +21219,7 @@
                 <w:sz w:val="20"/>
                 <w:szCs w:val="20"/>
               </w:rPr>
-              <w:t xml:space="preserve">I record invoice details: invoice number (manual entry), amount, currency, due date</w:t>
+              <w:t xml:space="preserve">I record invoice details: invoice number (manual entry), amount, currency, due date, tax_pct (default 11% PPN); tax_amount + total_amount auto-computed</w:t>
             </w:r>
           </w:p>
         </w:tc>
@@ -21278,7 +21278,7 @@
                 <w:sz w:val="20"/>
                 <w:szCs w:val="20"/>
               </w:rPr>
-              <w:t xml:space="preserve">Invoice status: Sent → Partial Payment → Paid</w:t>
+              <w:t xml:space="preserve">Invoice status: PENDING → SENT → PARTIAL → PAID (plus OVERDUE auto-flag, CANCELLED)</w:t>
             </w:r>
           </w:p>
         </w:tc>
